--- a/tests/fixtures/synthetic/table-wrapped.golden.docx
+++ b/tests/fixtures/synthetic/table-wrapped.golden.docx
@@ -92,36 +92,19 @@
               </w:rPr>
               <w:t xml:space="preserve">une session sur le</w:t>
             </w:r>
+            <w:r>
+              <w:t xml:space="preserve"> </w:t>
+            </w:r>
+            <w:r>
+              <w:rPr>
+                <w:rFonts w:ascii="Helvetica" w:hAnsi="Helvetica" w:cs="Helvetica"/>
+                <w:sz w:val="22"/>
+              </w:rPr>
+              <w:t xml:space="preserve">serveur applicatif.</w:t>
+            </w:r>
           </w:p>
         </w:tc>
       </w:tr>
-    </w:tbl>
-    <w:p>
-      <w:r>
-        <w:rPr>
-          <w:rFonts w:ascii="Helvetica" w:hAnsi="Helvetica" w:cs="Helvetica"/>
-          <w:sz w:val="22"/>
-        </w:rPr>
-        <w:t xml:space="preserve">serveur applicatif.</w:t>
-      </w:r>
-    </w:p>
-    <w:tbl>
-      <w:tblPr>
-        <w:tblW w:w="482" w:type="dxa"/>
-        <w:tblLayout w:type="fixed"/>
-        <w:tblBorders>
-          <w:top w:val="single" w:sz="4" w:space="0" w:color="auto"/>
-          <w:left w:val="single" w:sz="4" w:space="0" w:color="auto"/>
-          <w:bottom w:val="single" w:sz="4" w:space="0" w:color="auto"/>
-          <w:right w:val="single" w:sz="4" w:space="0" w:color="auto"/>
-          <w:insideH w:val="single" w:sz="4" w:space="0" w:color="auto"/>
-          <w:insideV w:val="single" w:sz="4" w:space="0" w:color="auto"/>
-        </w:tblBorders>
-      </w:tblPr>
-      <w:tblGrid>
-        <w:gridCol w:w="241"/>
-        <w:gridCol w:w="241"/>
-      </w:tblGrid>
       <w:tr>
         <w:tc>
           <w:tcPr>

--- a/tests/fixtures/synthetic/table-wrapped.golden.docx
+++ b/tests/fixtures/synthetic/table-wrapped.golden.docx
@@ -45,6 +45,16 @@
               </w:rPr>
               <w:t xml:space="preserve">Connecté en</w:t>
             </w:r>
+            <w:r>
+              <w:t xml:space="preserve"> </w:t>
+            </w:r>
+            <w:r>
+              <w:rPr>
+                <w:rFonts w:ascii="Helvetica" w:hAnsi="Helvetica" w:cs="Helvetica"/>
+                <w:sz w:val="22"/>
+              </w:rPr>
+              <w:t xml:space="preserve">session</w:t>
+            </w:r>
           </w:p>
         </w:tc>
         <w:tc>
@@ -60,31 +70,9 @@
               </w:rPr>
               <w:t xml:space="preserve">Utilisateur ayant ouvert</w:t>
             </w:r>
-          </w:p>
-        </w:tc>
-      </w:tr>
-      <w:tr>
-        <w:tc>
-          <w:tcPr>
-            <w:tcW w:w="241" w:type="dxa"/>
-            <w:vAlign w:val="top"/>
-          </w:tcPr>
-          <w:p>
-            <w:r>
-              <w:rPr>
-                <w:rFonts w:ascii="Helvetica" w:hAnsi="Helvetica" w:cs="Helvetica"/>
-                <w:sz w:val="22"/>
-              </w:rPr>
-              <w:t xml:space="preserve">session</w:t>
-            </w:r>
-          </w:p>
-        </w:tc>
-        <w:tc>
-          <w:tcPr>
-            <w:tcW w:w="241" w:type="dxa"/>
-            <w:vAlign w:val="top"/>
-          </w:tcPr>
-          <w:p>
+            <w:r>
+              <w:t xml:space="preserve"> </w:t>
+            </w:r>
             <w:r>
               <w:rPr>
                 <w:rFonts w:ascii="Helvetica" w:hAnsi="Helvetica" w:cs="Helvetica"/>
